--- a/SAJE_292892_revision/build_r4/05_Supplementary_Material_Clean.docx
+++ b/SAJE_292892_revision/build_r4/05_Supplementary_Material_Clean.docx
@@ -6050,7 +6050,7 @@
         <w:rPr>
           <w:sz w:val="18"/>
         </w:rPr>
-        <w:t>Note: Steps from Eq. (8) to the baseline Eq. (6); standard errors firm-clustered for Eq. (8), firm-bootstrap otherwise. *, **, ***: 10%, 5%, 1%.</w:t>
+        <w:t>Note: Steps from the static TWFE regression to the baseline estimate; standard errors firm-clustered for TWFE, firm-bootstrap otherwise. *, **, ***: 10%, 5%, 1%.</w:t>
       </w:r>
     </w:p>
     <w:p>
@@ -8537,7 +8537,7 @@
         <w:rPr>
           <w:sz w:val="18"/>
         </w:rPr>
-        <w:t>Note: Bias bound from Eq. (7); the robust interval widens the firm-bootstrap 95% interval by this bound.</w:t>
+        <w:t>Note: Relative-magnitude bias bound (Section 4.4); the robust interval widens the firm-bootstrap 95% interval by this bound.</w:t>
       </w:r>
     </w:p>
     <w:p>
@@ -11866,7 +11866,7 @@
         <w:rPr>
           <w:sz w:val="18"/>
         </w:rPr>
-        <w:t>Note: Each scored firm counts once in every post-coverage cell of the baseline ln(MTB) estimate; weights are cell shares (Eq. 6).</w:t>
+        <w:t>Note: Each scored firm counts once in every post-coverage cell of the baseline ln(MTB) estimate; weights are cell shares.</w:t>
       </w:r>
     </w:p>
     <w:p>
@@ -12946,7 +12946,7 @@
       </w:pPr>
       <w:r>
         <w:rPr/>
-        <w:t>Only 141 scored firms from 6 cohorts reach event year 4; therefore, we plot that year in Figure 1 but exclude it from Eq. (6). Its estimates are −0.077 for MTB (p = 0.209) and 0.088 for market capitalization (p = 0.153).</w:t>
+        <w:t>Only 141 scored firms from 6 cohorts reach event year 4; therefore, we plot that year in Figure 1 but exclude it from the headline estimate. Its estimates are −0.077 for MTB (p = 0.209) and 0.088 for market capitalization (p = 0.153).</w:t>
       </w:r>
     </w:p>
     <w:p>
@@ -12994,7 +12994,7 @@
       </w:pPr>
       <w:r>
         <w:rPr/>
-        <w:t>Under R10, the decline in log MTB loses significance once M̄ in Eq. (7) reaches 0.23. Holding total assets at the original base year gives −0.074 (p = 0.002), so the covariate timing does not drive R10. Dating coverage two years later gives −0.048 (95% interval −0.099 to 0.000), a smaller decline that is no longer significant at the 5% level.</w:t>
+        <w:t>Under R10, the decline in log MTB loses significance once M̄ in the relative-magnitude bound reaches 0.23. Holding total assets at the original base year gives −0.074 (p = 0.002), so the covariate timing does not drive R10. Dating coverage two years later gives −0.048 (95% interval −0.099 to 0.000), a smaller decline that is no longer significant at the 5% level.</w:t>
       </w:r>
     </w:p>
     <w:p>
@@ -13290,7 +13290,7 @@
       </w:pPr>
       <w:r>
         <w:rPr/>
-        <w:t>Table S10 counts scored firm-cells, one for each scored firm in each post-coverage cell of the ln(MTB) estimate, by market and by coverage wave. These counts are the weights of Eq. (6).</w:t>
+        <w:t>Table S10 counts scored firm-cells, one for each scored firm in each post-coverage cell of the ln(MTB) estimate, by market and by coverage wave. These counts are the weights of the headline estimate.</w:t>
       </w:r>
     </w:p>
     <w:p>
@@ -13385,7 +13385,7 @@
       </w:pPr>
       <w:r>
         <w:rPr/>
-        <w:t>In the outcome regression of Eq. (3), a country or industry indicator would be unidentified in a cell with no control firm in that country or industry, and its coefficient would be set to zero. This does not occur: in all 34 cells of event years 0 to 3 for ln(MTB), and all 34 for ln(market capitalization), every indicator carried by a scored firm is also carried by a control firm.</w:t>
+        <w:t>In the outcome regression, a country or industry indicator would be unidentified in a cell with no control firm in that country or industry, and its coefficient would be set to zero. This does not occur: in all 34 cells of event years 0 to 3 for ln(MTB), and all 34 for ln(market capitalization), every indicator carried by a scored firm is also carried by a control firm.</w:t>
       </w:r>
     </w:p>
     <w:sectPr>

--- a/SAJE_292892_revision/build_r4/05_Supplementary_Material_Clean.docx
+++ b/SAJE_292892_revision/build_r4/05_Supplementary_Material_Clean.docx
@@ -2045,7 +2045,7 @@
               <w:rPr>
                 <w:sz w:val="18"/>
               </w:rPr>
-              <w:t>0.248</w:t>
+              <w:t>0.164</w:t>
             </w:r>
           </w:p>
         </w:tc>
@@ -2164,7 +2164,7 @@
               <w:rPr>
                 <w:sz w:val="18"/>
               </w:rPr>
-              <w:t>0.195</w:t>
+              <w:t>0.104</w:t>
             </w:r>
           </w:p>
         </w:tc>
@@ -2293,7 +2293,7 @@
               <w:rPr>
                 <w:sz w:val="18"/>
               </w:rPr>
-              <w:t>0.202</w:t>
+              <w:t>0.113</w:t>
             </w:r>
           </w:p>
         </w:tc>
@@ -2424,7 +2424,7 @@
               <w:rPr>
                 <w:sz w:val="18"/>
               </w:rPr>
-              <w:t>0.123</w:t>
+              <w:t>0.024</w:t>
             </w:r>
           </w:p>
         </w:tc>
@@ -2439,7 +2439,7 @@
         <w:rPr>
           <w:sz w:val="18"/>
         </w:rPr>
-        <w:t>Note: Estimation sample; the last column is the share of firm-years with a missing outcome.</w:t>
+        <w:t>Note: Estimation sample; the last column is the share of listed firm-years with a missing outcome.</w:t>
       </w:r>
     </w:p>
     <w:p>
@@ -8755,7 +8755,7 @@
               <w:rPr>
                 <w:sz w:val="18"/>
               </w:rPr>
-              <w:t>943</w:t>
+              <w:t>639</w:t>
             </w:r>
           </w:p>
         </w:tc>
@@ -8793,7 +8793,7 @@
               <w:rPr>
                 <w:sz w:val="18"/>
               </w:rPr>
-              <w:t>8,037</w:t>
+              <w:t>4,694</w:t>
             </w:r>
           </w:p>
         </w:tc>
@@ -9255,7 +9255,7 @@
               <w:rPr>
                 <w:sz w:val="18"/>
               </w:rPr>
-              <w:t>0.08</w:t>
+              <w:t>0.06</w:t>
             </w:r>
           </w:p>
         </w:tc>
@@ -9293,7 +9293,7 @@
               <w:rPr>
                 <w:sz w:val="18"/>
               </w:rPr>
-              <w:t>0.39</w:t>
+              <w:t>0.36</w:t>
             </w:r>
           </w:p>
         </w:tc>
@@ -9355,7 +9355,7 @@
               <w:rPr>
                 <w:sz w:val="18"/>
               </w:rPr>
-              <w:t>0.64</w:t>
+              <w:t>0.65</w:t>
             </w:r>
           </w:p>
         </w:tc>
@@ -9455,7 +9455,7 @@
               <w:rPr>
                 <w:sz w:val="18"/>
               </w:rPr>
-              <w:t>2017.2</w:t>
+              <w:t>2018.0</w:t>
             </w:r>
           </w:p>
         </w:tc>
@@ -9493,7 +9493,7 @@
               <w:rPr>
                 <w:sz w:val="18"/>
               </w:rPr>
-              <w:t>2017.8</w:t>
+              <w:t>2019.1</w:t>
             </w:r>
           </w:p>
         </w:tc>
@@ -9561,7 +9561,7 @@
               <w:rPr>
                 <w:sz w:val="18"/>
               </w:rPr>
-              <w:t>0.25</w:t>
+              <w:t>0.37</w:t>
             </w:r>
           </w:p>
         </w:tc>
@@ -9603,7 +9603,7 @@
               <w:rPr>
                 <w:sz w:val="18"/>
               </w:rPr>
-              <w:t>0.21</w:t>
+              <w:t>0.37</w:t>
             </w:r>
           </w:p>
         </w:tc>
@@ -9618,7 +9618,7 @@
         <w:rPr>
           <w:sz w:val="18"/>
         </w:rPr>
-        <w:t>Note: Estimation sample, 2014–2024; amounts in U.S. dollars after winsorization at the 1st and 99th percentiles.</w:t>
+        <w:t>Note: Listed firm-years of the estimation sample, 2014–2024; amounts in U.S. dollars after winsorization at the 1st and 99th percentiles.</w:t>
       </w:r>
     </w:p>
     <w:p>

--- a/SAJE_292892_revision/build_r4/05_Supplementary_Material_Clean.docx
+++ b/SAJE_292892_revision/build_r4/05_Supplementary_Material_Clean.docx
@@ -3750,7 +3750,7 @@
                 <w:b/>
                 <w:sz w:val="18"/>
               </w:rPr>
-              <w:t>R10, market-by-industry cluster bootstrap</w:t>
+              <w:t>One year later, market-by-industry cluster bootstrap</w:t>
             </w:r>
           </w:p>
         </w:tc>
@@ -4340,7 +4340,7 @@
                 <w:b/>
                 <w:sz w:val="18"/>
               </w:rPr>
-              <w:t>Dated one year later (R10)</w:t>
+              <w:t>Dated one year later</w:t>
             </w:r>
           </w:p>
         </w:tc>
@@ -4458,7 +4458,7 @@
                 <w:b/>
                 <w:sz w:val="18"/>
               </w:rPr>
-              <w:t>R10, size at original g − 1</w:t>
+              <w:t>One year later, size at original g − 1</w:t>
             </w:r>
           </w:p>
         </w:tc>
@@ -5733,7 +5733,7 @@
                 <w:b/>
                 <w:sz w:val="18"/>
               </w:rPr>
-              <w:t>Static TWFE, all firm-years (R6)</w:t>
+              <w:t>Static TWFE, all firm-years</w:t>
             </w:r>
           </w:p>
         </w:tc>
@@ -5893,7 +5893,7 @@
                 <w:b/>
                 <w:sz w:val="18"/>
               </w:rPr>
-              <w:t>Heterogeneity-robust, no covariates (R2)</w:t>
+              <w:t>Heterogeneity-robust, no covariates</w:t>
             </w:r>
           </w:p>
         </w:tc>
@@ -8537,7 +8537,7 @@
         <w:rPr>
           <w:sz w:val="18"/>
         </w:rPr>
-        <w:t>Note: Relative-magnitude bias bound (Section 4.4); the robust interval widens the firm-bootstrap 95% interval by this bound.</w:t>
+        <w:t>Note: Relative-magnitude bias bound (Section 3.4); the robust interval widens the firm-bootstrap 95% interval by this bound.</w:t>
       </w:r>
     </w:p>
     <w:p>
@@ -12925,7 +12925,7 @@
           <w:color w:val="000000"/>
           <w:sz w:val="24"/>
         </w:rPr>
-        <w:t>5.2</w:t>
+        <w:t>4.1</w:t>
       </w:r>
       <w:r>
         <w:rPr>
@@ -12963,7 +12963,7 @@
           <w:color w:val="000000"/>
           <w:sz w:val="24"/>
         </w:rPr>
-        <w:t xml:space="preserve">A.2. Further timing variants of R10 (Section </w:t>
+        <w:t xml:space="preserve">A.2. Further timing variants of the one-year-later dating (Section </w:t>
       </w:r>
       <w:r>
         <w:rPr>
@@ -12973,7 +12973,7 @@
           <w:color w:val="000000"/>
           <w:sz w:val="24"/>
         </w:rPr>
-        <w:t>5.4</w:t>
+        <w:t>4.2</w:t>
       </w:r>
       <w:r>
         <w:rPr>
@@ -12994,7 +12994,7 @@
       </w:pPr>
       <w:r>
         <w:rPr/>
-        <w:t>Under R10, the decline in log MTB loses significance once M̄ in the relative-magnitude bound reaches 0.23. Holding total assets at the original base year gives −0.074 (p = 0.002), so the covariate timing does not drive R10. Dating coverage two years later gives −0.048 (95% interval −0.099 to 0.000), a smaller decline that is no longer significant at the 5% level.</w:t>
+        <w:t>Under the one-year-later dating, the decline in log MTB loses significance once M̄ in the relative-magnitude bound reaches 0.23. Holding total assets at the original base year gives −0.074 (p = 0.002), so the covariate timing does not drive the one-year-later estimate. Dating coverage two years later gives −0.048 (95% interval −0.099 to 0.000), a smaller decline that is no longer significant at the 5% level.</w:t>
       </w:r>
     </w:p>
     <w:p>
@@ -13011,7 +13011,7 @@
           <w:color w:val="000000"/>
           <w:sz w:val="24"/>
         </w:rPr>
-        <w:t xml:space="preserve">A.3. Reconciling the R10 and baseline event-time paths (Section </w:t>
+        <w:t xml:space="preserve">A.3. Reconciling the one-year-later and baseline event-time paths (Section </w:t>
       </w:r>
       <w:r>
         <w:rPr>
@@ -13021,7 +13021,7 @@
           <w:color w:val="000000"/>
           <w:sz w:val="24"/>
         </w:rPr>
-        <w:t>5.4</w:t>
+        <w:t>4.2</w:t>
       </w:r>
       <w:r>
         <w:rPr>
@@ -13042,7 +13042,7 @@
       </w:pPr>
       <w:r>
         <w:rPr/>
-        <w:t xml:space="preserve">The baseline path in Figure 1 does not show the R10 decline because its later event years come from early cohorts, while its first post-coverage years pool all cohorts. Re-based within each cohort to the first </w:t>
+        <w:t xml:space="preserve">The baseline path in Figure 1 does not show the one-year-later decline because its later event years come from early cohorts, while its first post-coverage years pool all cohorts. Re-based within each cohort to the first </w:t>
       </w:r>
       <w:r>
         <w:rPr/>
@@ -13050,7 +13050,7 @@
       </w:r>
       <w:r>
         <w:rPr/>
-        <w:t xml:space="preserve"> year, the baseline point estimates for event years 3 and 4 are −0.083 and −0.167, respectively. These lie closer to the corresponding R10 estimates of −0.138 and −0.200 than the pooled baseline path suggests. We report the re-based values without standard errors, as a reconciliation of the two paths rather than a test. </w:t>
+        <w:t xml:space="preserve"> year, the baseline point estimates for event years 3 and 4 are −0.083 and −0.167, respectively. These lie closer to the corresponding one-year-later estimates of −0.138 and −0.200 than the pooled baseline path suggests. We report the re-based values without standard errors, as a reconciliation of the two paths rather than a test. </w:t>
       </w:r>
       <w:r>
         <w:rPr/>
@@ -13081,7 +13081,7 @@
           <w:color w:val="000000"/>
           <w:sz w:val="24"/>
         </w:rPr>
-        <w:t>5.6</w:t>
+        <w:t>4.3</w:t>
       </w:r>
       <w:r>
         <w:rPr>
@@ -13145,7 +13145,7 @@
           <w:color w:val="000000"/>
           <w:sz w:val="24"/>
         </w:rPr>
-        <w:t>5.8</w:t>
+        <w:t>4.3</w:t>
       </w:r>
       <w:r>
         <w:rPr>
@@ -13166,7 +13166,7 @@
       </w:pPr>
       <w:r>
         <w:rPr/>
-        <w:t>Table S5 shows the decomposition of the gap between the static TWFE estimate in row R6 and the headline MTB estimate. Restricting the regression to never-scored controls and event years −5 to 3 changes the estimate to only 0.058, while the heterogeneity-robust estimator gives 0.025 without covariates and 0.002 with them. Comparing each cohort with its own base year, rather than pooling all years, accounts for approximately half of the gap. Conditioning on base-year total assets accounts for most of the rest, and the choice of controls and window for little.</w:t>
+        <w:t>Table S5 shows the decomposition of the gap between the static TWFE estimate and the headline MTB estimate. Restricting the regression to never-scored controls and event years −5 to 3 changes the estimate to only 0.058, while the heterogeneity-robust estimator gives 0.025 without covariates and 0.002 with them. Comparing each cohort with its own base year, rather than pooling all years, accounts for approximately half of the gap. Conditioning on base-year total assets accounts for most of the rest, and the choice of controls and window for little.</w:t>
       </w:r>
     </w:p>
     <w:p>
@@ -13193,7 +13193,7 @@
           <w:color w:val="000000"/>
           <w:sz w:val="24"/>
         </w:rPr>
-        <w:t>5.8</w:t>
+        <w:t>4.3</w:t>
       </w:r>
       <w:r>
         <w:rPr>
@@ -13241,7 +13241,7 @@
           <w:color w:val="000000"/>
           <w:sz w:val="24"/>
         </w:rPr>
-        <w:t>5.2</w:t>
+        <w:t>4.1</w:t>
       </w:r>
       <w:r>
         <w:rPr>
@@ -13279,7 +13279,7 @@
           <w:color w:val="000000"/>
           <w:sz w:val="24"/>
         </w:rPr>
-        <w:t>A.8. Composition of the pooled estimate (Section 5.10, Table S10)</w:t>
+        <w:t>A.8. Composition of the pooled estimate (Section 4.4, Table S10)</w:t>
       </w:r>
     </w:p>
     <w:p>
@@ -13307,7 +13307,7 @@
           <w:color w:val="000000"/>
           <w:sz w:val="24"/>
         </w:rPr>
-        <w:t>A.9. Dating by wave (Section 5.4, Table S6)</w:t>
+        <w:t>A.9. Dating by wave (Section 4.2, Table S6)</w:t>
       </w:r>
     </w:p>
     <w:p>
@@ -13335,7 +13335,7 @@
           <w:color w:val="000000"/>
           <w:sz w:val="24"/>
         </w:rPr>
-        <w:t>A.10. Firm-years with and without an MTB ratio (Section 5.7, Table S8)</w:t>
+        <w:t>A.10. Firm-years with and without an MTB ratio (Section 4.3, Table S8)</w:t>
       </w:r>
     </w:p>
     <w:p>
@@ -13363,7 +13363,7 @@
           <w:color w:val="000000"/>
           <w:sz w:val="24"/>
         </w:rPr>
-        <w:t>A.11. Other robustness checks (Sections 5.5 and 5.8)</w:t>
+        <w:t>A.11. Other robustness checks (Section 4.3)</w:t>
       </w:r>
     </w:p>
     <w:p>
@@ -13374,7 +13374,7 @@
       </w:pPr>
       <w:r>
         <w:rPr/>
-        <w:t>Rows R1 to R4 of Table 3 give MTB effects of −0.001 with not-yet-scored firms among the controls, 0.025 without covariates, 0.031 without the 2020 and 2021 cohorts, and 0.016 when control firms below the size range of scored firms are dropped. Under the last restriction the market capitalization effect shrinks to −0.007 and the total assets effect is 0.101, against 0.011 without covariates. Row R7 removes a linear pre-trend that passes through zero in the base year; its MTB effect is negative because a continued run-up would have raised valuations further. Row R8 adds market capitalization growth from g − 3 to the base year to the covariates; because control firms matched on past growth can themselves revert, it does not settle the reversal question. The placebo in row R5 gives 0.134 for log market capitalization (p &lt; 0.001), and the static TWFE regression gives 0.185. Without Malaysia (row R9), the MTB effect is −0.003 (p = 0.940) and the market capitalization effect 0.037.</w:t>
+        <w:t>The four pre-specified robustness checks in Table 3 give MTB effects of −0.001 with not-yet-scored firms among the controls, 0.025 without covariates, 0.031 without the 2020 and 2021 cohorts, and 0.016 when control firms below the size range of scored firms are dropped. Under the last restriction the market capitalization effect shrinks to −0.007 and the total assets effect is 0.101, against 0.011 without covariates. Removing a linear pre-trend that passes through zero in the base year gives a negative MTB effect because a continued run-up would have raised valuations further. Adding market capitalization growth from g − 3 to the base year to the covariates does not settle the reversal question, because control firms matched on past growth can themselves revert. The placebo gives 0.134 for log market capitalization (p &lt; 0.001), and the static TWFE regression gives 0.185. Without Malaysia, the MTB effect is −0.003 (p = 0.940) and the market capitalization effect 0.037.</w:t>
       </w:r>
     </w:p>
     <w:p>
